--- a/templates/Template_word_greeting_long.docx
+++ b/templates/Template_word_greeting_long.docx
@@ -29,7 +29,15 @@
           <w:sz w:val="24"/>
           <w:szCs w:val="24"/>
         </w:rPr>
-        <w:t>Исх № {{OUT_NUMBER}} от {{DATE}}.</w:t>
+        <w:t xml:space="preserve">Исх № {{OUT_NUMBER}} от </w:t>
+      </w:r>
+      <w:r>
+        <w:rPr>
+          <w:rFonts w:ascii="Times New Roman" w:hAnsi="Times New Roman"/>
+          <w:sz w:val="24"/>
+          <w:szCs w:val="24"/>
+        </w:rPr>
+        <w:t>{{TODAY}}.</w:t>
       </w:r>
       <w:r>
         <w:rPr>
@@ -305,7 +313,7 @@
                 <w:bCs/>
                 <w:sz w:val="28"/>
                 <w:szCs w:val="28"/>
-                <w:lang w:val="ru-RU"/>
+                <w:lang w:val="en-US"/>
               </w:rPr>
               <w:t xml:space="preserve">           </w:t>
             </w:r>
@@ -316,7 +324,7 @@
                 <w:bCs/>
                 <w:sz w:val="28"/>
                 <w:szCs w:val="28"/>
-                <w:lang w:val="ru-RU"/>
+                <w:lang w:val="en-US"/>
               </w:rPr>
               <w:t xml:space="preserve">     </w:t>
             </w:r>
@@ -327,7 +335,7 @@
                 <w:bCs/>
                 <w:sz w:val="28"/>
                 <w:szCs w:val="28"/>
-                <w:lang w:val="ru-RU"/>
+                <w:lang w:val="en-US"/>
               </w:rPr>
               <w:t xml:space="preserve"> </w:t>
             </w:r>
@@ -338,7 +346,7 @@
                 <w:bCs/>
                 <w:sz w:val="28"/>
                 <w:szCs w:val="28"/>
-                <w:lang w:val="ru-RU"/>
+                <w:lang w:val="en-US"/>
               </w:rPr>
               <w:t xml:space="preserve">  </w:t>
             </w:r>
@@ -852,7 +860,21 @@
         <w:rPr>
           <w:rFonts w:ascii="Arial" w:hAnsi="Arial" w:cs="Arial"/>
         </w:rPr>
-        <w:t>За последние годы RenSer Technologies участвовала в запуске карточных проектов для банков и финансовых организаций Центральной Азии.</w:t>
+        <w:t xml:space="preserve">За последние годы </w:t>
+      </w:r>
+      <w:proofErr w:type="spellStart"/>
+      <w:r>
+        <w:rPr>
+          <w:rFonts w:ascii="Arial" w:hAnsi="Arial" w:cs="Arial"/>
+        </w:rPr>
+        <w:t>RenSer</w:t>
+      </w:r>
+      <w:proofErr w:type="spellEnd"/>
+      <w:r>
+        <w:rPr>
+          <w:rFonts w:ascii="Arial" w:hAnsi="Arial" w:cs="Arial"/>
+        </w:rPr>
+        <w:t xml:space="preserve"> Technologies участвовала в запуске карточных проектов для банков и финансовых организаций Центральной Азии.</w:t>
       </w:r>
     </w:p>
     <w:p>
@@ -867,7 +889,77 @@
         <w:rPr>
           <w:rFonts w:ascii="Arial" w:hAnsi="Arial" w:cs="Arial"/>
         </w:rPr>
-        <w:t>Среди реализованных проектов — сотрудничество с АО «Народный Банк Казахстана», АО «АТФБанк», АО «КЗИ Банк», АКБ «Узпромстройбанк», АКБ «Узагроэкспортбанк», АКБ «Микрокредитбанк», АКИБ «Ипотека-банк», АКБ «Мадад Инвест банк», ЗАО «Межбанковый процессинговый центр» Кыргызстана и ЗАО «Кыргызский Инвестиционно-Кредитный Банк».</w:t>
+        <w:t>Среди реализованных проектов — сотрудничество с АО «Народный Банк Казахстана», АО «АТФБанк», АО «КЗИ Банк», АКБ «</w:t>
+      </w:r>
+      <w:proofErr w:type="spellStart"/>
+      <w:r>
+        <w:rPr>
+          <w:rFonts w:ascii="Arial" w:hAnsi="Arial" w:cs="Arial"/>
+        </w:rPr>
+        <w:t>Узпромстройбанк</w:t>
+      </w:r>
+      <w:proofErr w:type="spellEnd"/>
+      <w:r>
+        <w:rPr>
+          <w:rFonts w:ascii="Arial" w:hAnsi="Arial" w:cs="Arial"/>
+        </w:rPr>
+        <w:t>», АКБ «</w:t>
+      </w:r>
+      <w:proofErr w:type="spellStart"/>
+      <w:r>
+        <w:rPr>
+          <w:rFonts w:ascii="Arial" w:hAnsi="Arial" w:cs="Arial"/>
+        </w:rPr>
+        <w:t>Узагроэкспортбанк</w:t>
+      </w:r>
+      <w:proofErr w:type="spellEnd"/>
+      <w:r>
+        <w:rPr>
+          <w:rFonts w:ascii="Arial" w:hAnsi="Arial" w:cs="Arial"/>
+        </w:rPr>
+        <w:t>», АКБ «</w:t>
+      </w:r>
+      <w:proofErr w:type="spellStart"/>
+      <w:r>
+        <w:rPr>
+          <w:rFonts w:ascii="Arial" w:hAnsi="Arial" w:cs="Arial"/>
+        </w:rPr>
+        <w:t>Микрокредитбанк</w:t>
+      </w:r>
+      <w:proofErr w:type="spellEnd"/>
+      <w:r>
+        <w:rPr>
+          <w:rFonts w:ascii="Arial" w:hAnsi="Arial" w:cs="Arial"/>
+        </w:rPr>
+        <w:t>», АКИБ «Ипотека-банк», АКБ «</w:t>
+      </w:r>
+      <w:proofErr w:type="spellStart"/>
+      <w:r>
+        <w:rPr>
+          <w:rFonts w:ascii="Arial" w:hAnsi="Arial" w:cs="Arial"/>
+        </w:rPr>
+        <w:t>Мадад</w:t>
+      </w:r>
+      <w:proofErr w:type="spellEnd"/>
+      <w:r>
+        <w:rPr>
+          <w:rFonts w:ascii="Arial" w:hAnsi="Arial" w:cs="Arial"/>
+        </w:rPr>
+        <w:t xml:space="preserve"> Инвест банк», ЗАО «</w:t>
+      </w:r>
+      <w:proofErr w:type="spellStart"/>
+      <w:r>
+        <w:rPr>
+          <w:rFonts w:ascii="Arial" w:hAnsi="Arial" w:cs="Arial"/>
+        </w:rPr>
+        <w:t>Межбанковый</w:t>
+      </w:r>
+      <w:proofErr w:type="spellEnd"/>
+      <w:r>
+        <w:rPr>
+          <w:rFonts w:ascii="Arial" w:hAnsi="Arial" w:cs="Arial"/>
+        </w:rPr>
+        <w:t xml:space="preserve"> процессинговый центр» Кыргызстана и ЗАО «Кыргызский Инвестиционно-Кредитный Банк».</w:t>
       </w:r>
     </w:p>
     <w:p>
@@ -882,14 +974,23 @@
         <w:rPr>
           <w:rFonts w:ascii="Arial" w:hAnsi="Arial" w:cs="Arial"/>
         </w:rPr>
-        <w:t>В рамках данных проектов поставлялись карты Visa, Mastercard, UnionPay</w:t>
-      </w:r>
+        <w:t xml:space="preserve">В рамках данных проектов поставлялись карты Visa, Mastercard, </w:t>
+      </w:r>
+      <w:proofErr w:type="spellStart"/>
       <w:r>
         <w:rPr>
           <w:rFonts w:ascii="Arial" w:hAnsi="Arial" w:cs="Arial"/>
         </w:rPr>
+        <w:t>UnionPay</w:t>
+      </w:r>
+      <w:proofErr w:type="spellEnd"/>
+      <w:r>
+        <w:rPr>
+          <w:rFonts w:ascii="Arial" w:hAnsi="Arial" w:cs="Arial"/>
+        </w:rPr>
         <w:t xml:space="preserve">. Их </w:t>
       </w:r>
+      <w:proofErr w:type="spellStart"/>
       <w:r>
         <w:rPr>
           <w:rFonts w:ascii="Arial" w:hAnsi="Arial" w:cs="Arial"/>
@@ -897,6 +998,7 @@
         </w:rPr>
         <w:t>Bussines</w:t>
       </w:r>
+      <w:proofErr w:type="spellEnd"/>
       <w:r>
         <w:rPr>
           <w:rFonts w:ascii="Arial" w:hAnsi="Arial" w:cs="Arial"/>
@@ -951,7 +1053,35 @@
         <w:rPr>
           <w:rFonts w:ascii="Arial" w:hAnsi="Arial" w:cs="Arial"/>
         </w:rPr>
-        <w:t xml:space="preserve"> Элкарт и Элсом.</w:t>
+        <w:t xml:space="preserve"> </w:t>
+      </w:r>
+      <w:proofErr w:type="spellStart"/>
+      <w:r>
+        <w:rPr>
+          <w:rFonts w:ascii="Arial" w:hAnsi="Arial" w:cs="Arial"/>
+        </w:rPr>
+        <w:t>Элкарт</w:t>
+      </w:r>
+      <w:proofErr w:type="spellEnd"/>
+      <w:r>
+        <w:rPr>
+          <w:rFonts w:ascii="Arial" w:hAnsi="Arial" w:cs="Arial"/>
+        </w:rPr>
+        <w:t xml:space="preserve"> и </w:t>
+      </w:r>
+      <w:proofErr w:type="spellStart"/>
+      <w:r>
+        <w:rPr>
+          <w:rFonts w:ascii="Arial" w:hAnsi="Arial" w:cs="Arial"/>
+        </w:rPr>
+        <w:t>Элсом</w:t>
+      </w:r>
+      <w:proofErr w:type="spellEnd"/>
+      <w:r>
+        <w:rPr>
+          <w:rFonts w:ascii="Arial" w:hAnsi="Arial" w:cs="Arial"/>
+        </w:rPr>
+        <w:t>.</w:t>
       </w:r>
     </w:p>
     <w:p>
@@ -1459,6 +1589,7 @@
         </w:rPr>
         <w:t xml:space="preserve">   </w:t>
       </w:r>
+      <w:proofErr w:type="spellStart"/>
       <w:r>
         <w:rPr>
           <w:rFonts w:cs="Arial"/>
@@ -1467,7 +1598,18 @@
           <w:szCs w:val="24"/>
           <w:lang w:val="ru-RU"/>
         </w:rPr>
-        <w:t>Урумбаев С.А.</w:t>
+        <w:t>Урумбаев</w:t>
+      </w:r>
+      <w:proofErr w:type="spellEnd"/>
+      <w:r>
+        <w:rPr>
+          <w:rFonts w:cs="Arial"/>
+          <w:b/>
+          <w:sz w:val="24"/>
+          <w:szCs w:val="24"/>
+          <w:lang w:val="ru-RU"/>
+        </w:rPr>
+        <w:t xml:space="preserve"> С.А.</w:t>
       </w:r>
       <w:r>
         <w:rPr>
@@ -2012,7 +2154,7 @@
         </mc:Choice>
         <mc:Fallback>
           <w:pict>
-            <v:line w14:anchorId="76A57F2A" id="Line 1" o:spid="_x0000_s1026" style="position:absolute;z-index:251654144;visibility:visible;mso-wrap-style:square;mso-width-percent:0;mso-height-percent:0;mso-wrap-distance-left:9pt;mso-wrap-distance-top:-3e-5mm;mso-wrap-distance-right:9pt;mso-wrap-distance-bottom:-3e-5mm;mso-position-horizontal:absolute;mso-position-horizontal-relative:text;mso-position-vertical:absolute;mso-position-vertical-relative:text;mso-width-percent:0;mso-height-percent:0;mso-width-relative:page;mso-height-relative:page" from="0,.3pt" to="528.5pt,.3pt" o:gfxdata="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" strokeweight=".26mm"/>
+            <v:line w14:anchorId="4521DD52" id="Line 1" o:spid="_x0000_s1026" style="position:absolute;z-index:251654144;visibility:visible;mso-wrap-style:square;mso-width-percent:0;mso-height-percent:0;mso-wrap-distance-left:9pt;mso-wrap-distance-top:-3e-5mm;mso-wrap-distance-right:9pt;mso-wrap-distance-bottom:-3e-5mm;mso-position-horizontal:absolute;mso-position-horizontal-relative:text;mso-position-vertical:absolute;mso-position-vertical-relative:text;mso-width-percent:0;mso-height-percent:0;mso-width-relative:page;mso-height-relative:page" from="0,.3pt" to="528.5pt,.3pt" o:gfxdata="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" strokeweight=".26mm"/>
           </w:pict>
         </mc:Fallback>
       </mc:AlternateContent>
@@ -2450,6 +2592,7 @@
                             </w:rPr>
                             <w:t>ТОО «</w:t>
                           </w:r>
+                          <w:proofErr w:type="spellStart"/>
                           <w:r>
                             <w:rPr>
                               <w:b/>
@@ -2459,6 +2602,7 @@
                             </w:rPr>
                             <w:t>RenSer</w:t>
                           </w:r>
+                          <w:proofErr w:type="spellEnd"/>
                           <w:r>
                             <w:rPr>
                               <w:b/>
@@ -2543,6 +2687,7 @@
                       </w:rPr>
                       <w:t>ТОО «</w:t>
                     </w:r>
+                    <w:proofErr w:type="spellStart"/>
                     <w:r>
                       <w:rPr>
                         <w:b/>
@@ -2552,6 +2697,7 @@
                       </w:rPr>
                       <w:t>RenSer</w:t>
                     </w:r>
+                    <w:proofErr w:type="spellEnd"/>
                     <w:r>
                       <w:rPr>
                         <w:b/>
@@ -2969,6 +3115,7 @@
         <w:lang w:val="en-GB"/>
       </w:rPr>
     </w:pPr>
+    <w:proofErr w:type="gramStart"/>
     <w:r>
       <w:rPr>
         <w:b/>
@@ -2977,7 +3124,18 @@
         <w:szCs w:val="16"/>
         <w:lang w:val="en-GB"/>
       </w:rPr>
-      <w:t>”Answer to All Your Card Handling and Personalisation Needs”</w:t>
+      <w:t>”Answer</w:t>
+    </w:r>
+    <w:proofErr w:type="gramEnd"/>
+    <w:r>
+      <w:rPr>
+        <w:b/>
+        <w:i/>
+        <w:sz w:val="16"/>
+        <w:szCs w:val="16"/>
+        <w:lang w:val="en-GB"/>
+      </w:rPr>
+      <w:t xml:space="preserve"> to All Your Card Handling and Personalisation Needs”</w:t>
     </w:r>
   </w:p>
   <w:p>
@@ -3063,7 +3221,7 @@
         </mc:Choice>
         <mc:Fallback>
           <w:pict>
-            <v:line w14:anchorId="246BDE43" id="Line 2" o:spid="_x0000_s1026" style="position:absolute;z-index:251656192;visibility:visible;mso-wrap-style:square;mso-width-percent:0;mso-height-percent:0;mso-wrap-distance-left:9pt;mso-wrap-distance-top:-3e-5mm;mso-wrap-distance-right:9pt;mso-wrap-distance-bottom:-3e-5mm;mso-position-horizontal:absolute;mso-position-horizontal-relative:text;mso-position-vertical:absolute;mso-position-vertical-relative:text;mso-width-percent:0;mso-height-percent:0;mso-width-relative:page;mso-height-relative:page" from="0,-.15pt" to="528.5pt,-.15pt" o:gfxdata="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" strokeweight=".26mm"/>
+            <v:line w14:anchorId="5F7B1337" id="Line 2" o:spid="_x0000_s1026" style="position:absolute;z-index:251656192;visibility:visible;mso-wrap-style:square;mso-width-percent:0;mso-height-percent:0;mso-wrap-distance-left:9pt;mso-wrap-distance-top:-3e-5mm;mso-wrap-distance-right:9pt;mso-wrap-distance-bottom:-3e-5mm;mso-position-horizontal:absolute;mso-position-horizontal-relative:text;mso-position-vertical:absolute;mso-position-vertical-relative:text;mso-width-percent:0;mso-height-percent:0;mso-width-relative:page;mso-height-relative:page" from="0,-.15pt" to="528.5pt,-.15pt" o:gfxdata="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" strokeweight=".26mm"/>
           </w:pict>
         </mc:Fallback>
       </mc:AlternateContent>
@@ -3181,7 +3339,7 @@
         <w:noProof/>
         <w:lang w:val="en-GB"/>
       </w:rPr>
-      <w:t>17/06/26</w:t>
+      <w:t>24/06/26</w:t>
     </w:r>
     <w:r>
       <w:rPr>
